--- a/lab12/TestSuite/TS12.docx
+++ b/lab12/TestSuite/TS12.docx
@@ -202,8 +202,6 @@
               </w:rPr>
               <w:t>ModulesKasian.h</w:t>
             </w:r>
-            <w:bookmarkStart w:id="0" w:name="_GoBack"/>
-            <w:bookmarkEnd w:id="0"/>
           </w:p>
         </w:tc>
       </w:tr>
@@ -763,6 +761,22 @@
               </w:rPr>
               <w:t>)</w:t>
             </w:r>
+            <w:r>
+              <w:rPr>
+                <w:rFonts w:ascii="Arial" w:hAnsi="Arial" w:cs="Arial"/>
+                <w:sz w:val="22"/>
+                <w:szCs w:val="22"/>
+              </w:rPr>
+              <w:br w:type="textWrapping"/>
+            </w:r>
+            <w:r>
+              <w:rPr>
+                <w:rFonts w:hint="default" w:ascii="Arial" w:hAnsi="Arial" w:cs="Arial"/>
+                <w:sz w:val="22"/>
+                <w:szCs w:val="22"/>
+              </w:rPr>
+              <w:t>Radius;Height;</w:t>
+            </w:r>
           </w:p>
         </w:tc>
         <w:tc>
@@ -963,7 +977,7 @@
                 <w:szCs w:val="20"/>
                 <w:lang w:val="en-US" w:eastAsia="zh-CN" w:bidi="ar"/>
               </w:rPr>
-              <w:t>Створення об'єкта через конструктор без параметрів: ClassLab12_Прізвище obj;</w:t>
+              <w:t>1.0;1.0;</w:t>
             </w:r>
           </w:p>
         </w:tc>
@@ -997,8 +1011,10 @@
                 <w:szCs w:val="20"/>
                 <w:lang w:val="en-US" w:eastAsia="zh-CN" w:bidi="ar"/>
               </w:rPr>
-              <w:t>getRadius() == 1.0, getHeight() == 1.0 (активація значень за замовчуванням).</w:t>
-            </w:r>
+              <w:t>6.283185</w:t>
+            </w:r>
+            <w:bookmarkStart w:id="0" w:name="_GoBack"/>
+            <w:bookmarkEnd w:id="0"/>
           </w:p>
         </w:tc>
         <w:tc>
@@ -1104,7 +1120,7 @@
                 <w:szCs w:val="20"/>
                 <w:lang w:val="en-US" w:eastAsia="zh-CN" w:bidi="ar"/>
               </w:rPr>
-              <w:t>Створення об'єкта з коректними параметрами: ClassLab12_Прізвище obj(2.5, 4.0);</w:t>
+              <w:t>2.5;4.0;</w:t>
             </w:r>
           </w:p>
         </w:tc>
@@ -1138,7 +1154,7 @@
                 <w:szCs w:val="20"/>
                 <w:lang w:val="en-US" w:eastAsia="zh-CN" w:bidi="ar"/>
               </w:rPr>
-              <w:t>getRadius() == 2.5, getHeight() == 4.0.</w:t>
+              <w:t>62.831853</w:t>
             </w:r>
           </w:p>
         </w:tc>
@@ -1245,7 +1261,7 @@
                 <w:szCs w:val="20"/>
                 <w:lang w:val="en-US" w:eastAsia="zh-CN" w:bidi="ar"/>
               </w:rPr>
-              <w:t>Створення об'єкта з некоректними (від'ємними) параметрами: ClassLab12_Прізвище obj(-5.0, 0.0);</w:t>
+              <w:t>-5.0;2.0</w:t>
             </w:r>
           </w:p>
         </w:tc>
@@ -1279,7 +1295,7 @@
                 <w:szCs w:val="20"/>
                 <w:lang w:val="en-US" w:eastAsia="zh-CN" w:bidi="ar"/>
               </w:rPr>
-              <w:t>Автокоригування ОДЗ: getRadius() == 1.0, getHeight() == 1.0.</w:t>
+              <w:t>12.566371</w:t>
             </w:r>
           </w:p>
         </w:tc>
@@ -1386,7 +1402,7 @@
                 <w:szCs w:val="20"/>
                 <w:lang w:val="en-US" w:eastAsia="zh-CN" w:bidi="ar"/>
               </w:rPr>
-              <w:t>Зміна радіуса на коректне значення: obj.setRadius(3.5);</w:t>
+              <w:t>3.0;0.0</w:t>
             </w:r>
           </w:p>
         </w:tc>
@@ -1420,868 +1436,7 @@
                 <w:szCs w:val="20"/>
                 <w:lang w:val="en-US" w:eastAsia="zh-CN" w:bidi="ar"/>
               </w:rPr>
-              <w:t>Поточний радіус змінюється на 3.5, висота залишається незмінною.</w:t>
-            </w:r>
-          </w:p>
-        </w:tc>
-        <w:tc>
-          <w:tcPr>
-            <w:tcW w:w="1457" w:type="dxa"/>
-            <w:noWrap w:val="0"/>
-            <w:vAlign w:val="center"/>
-          </w:tcPr>
-          <w:p>
-            <w:pPr>
-              <w:rPr>
-                <w:rFonts w:hint="default" w:ascii="Times New Roman" w:hAnsi="Times New Roman" w:cs="Times New Roman"/>
-                <w:sz w:val="24"/>
-                <w:szCs w:val="24"/>
-                <w:lang w:val="en-US"/>
-              </w:rPr>
-            </w:pPr>
-          </w:p>
-        </w:tc>
-      </w:tr>
-      <w:tr>
-        <w:tblPrEx>
-          <w:tblBorders>
-            <w:top w:val="single" w:color="999999" w:sz="18" w:space="0"/>
-            <w:left w:val="single" w:color="999999" w:sz="18" w:space="0"/>
-            <w:bottom w:val="single" w:color="999999" w:sz="18" w:space="0"/>
-            <w:right w:val="single" w:color="999999" w:sz="18" w:space="0"/>
-            <w:insideH w:val="single" w:color="999999" w:sz="18" w:space="0"/>
-            <w:insideV w:val="single" w:color="999999" w:sz="18" w:space="0"/>
-          </w:tblBorders>
-          <w:tblCellMar>
-            <w:top w:w="0" w:type="dxa"/>
-            <w:left w:w="108" w:type="dxa"/>
-            <w:bottom w:w="0" w:type="dxa"/>
-            <w:right w:w="108" w:type="dxa"/>
-          </w:tblCellMar>
-        </w:tblPrEx>
-        <w:trPr>
-          <w:trHeight w:val="1134" w:hRule="atLeast"/>
-          <w:jc w:val="right"/>
-        </w:trPr>
-        <w:tc>
-          <w:tcPr>
-            <w:tcW w:w="816" w:type="dxa"/>
-            <w:noWrap w:val="0"/>
-            <w:vAlign w:val="bottom"/>
-          </w:tcPr>
-          <w:p>
-            <w:pPr>
-              <w:keepNext w:val="0"/>
-              <w:keepLines w:val="0"/>
-              <w:widowControl/>
-              <w:suppressLineNumbers w:val="0"/>
-              <w:bidi w:val="0"/>
-              <w:jc w:val="left"/>
-              <w:textAlignment w:val="bottom"/>
-              <w:rPr>
-                <w:rFonts w:hint="default" w:ascii="Times New Roman" w:hAnsi="Times New Roman" w:cs="Times New Roman"/>
-                <w:sz w:val="24"/>
-                <w:szCs w:val="24"/>
-                <w:lang w:val="en-US"/>
-              </w:rPr>
-            </w:pPr>
-            <w:r>
-              <w:rPr>
-                <w:rFonts w:hint="default" w:ascii="Arial" w:hAnsi="Arial" w:eastAsia="SimSun" w:cs="Arial"/>
-                <w:kern w:val="0"/>
-                <w:sz w:val="20"/>
-                <w:szCs w:val="20"/>
-                <w:lang w:val="en-US" w:eastAsia="zh-CN" w:bidi="ar"/>
-              </w:rPr>
-              <w:t>TC-05</w:t>
-            </w:r>
-          </w:p>
-        </w:tc>
-        <w:tc>
-          <w:tcPr>
-            <w:tcW w:w="4150" w:type="dxa"/>
-            <w:noWrap w:val="0"/>
-            <w:vAlign w:val="bottom"/>
-          </w:tcPr>
-          <w:p>
-            <w:pPr>
-              <w:keepNext w:val="0"/>
-              <w:keepLines w:val="0"/>
-              <w:widowControl/>
-              <w:suppressLineNumbers w:val="0"/>
-              <w:bidi w:val="0"/>
-              <w:jc w:val="left"/>
-              <w:textAlignment w:val="bottom"/>
-              <w:rPr>
-                <w:rFonts w:hint="default" w:ascii="Times New Roman" w:hAnsi="Times New Roman" w:cs="Times New Roman"/>
-                <w:sz w:val="24"/>
-                <w:szCs w:val="24"/>
-                <w:lang w:val="en-US"/>
-              </w:rPr>
-            </w:pPr>
-            <w:r>
-              <w:rPr>
-                <w:rFonts w:hint="default" w:ascii="Arial" w:hAnsi="Arial" w:eastAsia="SimSun" w:cs="Arial"/>
-                <w:kern w:val="0"/>
-                <w:sz w:val="20"/>
-                <w:szCs w:val="20"/>
-                <w:lang w:val="en-US" w:eastAsia="zh-CN" w:bidi="ar"/>
-              </w:rPr>
-              <w:t>Зміна радіуса на некоректне значення: obj.setRadius(-10.0);</w:t>
-            </w:r>
-          </w:p>
-        </w:tc>
-        <w:tc>
-          <w:tcPr>
-            <w:tcW w:w="3963" w:type="dxa"/>
-            <w:noWrap w:val="0"/>
-            <w:vAlign w:val="bottom"/>
-          </w:tcPr>
-          <w:p>
-            <w:pPr>
-              <w:keepNext w:val="0"/>
-              <w:keepLines w:val="0"/>
-              <w:widowControl/>
-              <w:suppressLineNumbers w:val="0"/>
-              <w:bidi w:val="0"/>
-              <w:jc w:val="left"/>
-              <w:textAlignment w:val="bottom"/>
-              <w:rPr>
-                <w:rFonts w:hint="default" w:ascii="Times New Roman" w:hAnsi="Times New Roman" w:cs="Times New Roman"/>
-                <w:sz w:val="24"/>
-                <w:szCs w:val="24"/>
-                <w:lang w:val="en-US"/>
-              </w:rPr>
-            </w:pPr>
-            <w:r>
-              <w:rPr>
-                <w:rFonts w:hint="default" w:ascii="Arial" w:hAnsi="Arial" w:eastAsia="SimSun" w:cs="Arial"/>
-                <w:kern w:val="0"/>
-                <w:sz w:val="20"/>
-                <w:szCs w:val="20"/>
-                <w:lang w:val="en-US" w:eastAsia="zh-CN" w:bidi="ar"/>
-              </w:rPr>
-              <w:t>Спрацьовує захист: радіус автоматично скидається до безпечного 1.0.</w:t>
-            </w:r>
-          </w:p>
-        </w:tc>
-        <w:tc>
-          <w:tcPr>
-            <w:tcW w:w="1457" w:type="dxa"/>
-            <w:noWrap w:val="0"/>
-            <w:vAlign w:val="center"/>
-          </w:tcPr>
-          <w:p>
-            <w:pPr>
-              <w:rPr>
-                <w:rFonts w:hint="default" w:ascii="Times New Roman" w:hAnsi="Times New Roman" w:cs="Times New Roman"/>
-                <w:sz w:val="24"/>
-                <w:szCs w:val="24"/>
-                <w:lang w:val="en-US"/>
-              </w:rPr>
-            </w:pPr>
-          </w:p>
-        </w:tc>
-      </w:tr>
-      <w:tr>
-        <w:tblPrEx>
-          <w:tblBorders>
-            <w:top w:val="single" w:color="999999" w:sz="18" w:space="0"/>
-            <w:left w:val="single" w:color="999999" w:sz="18" w:space="0"/>
-            <w:bottom w:val="single" w:color="999999" w:sz="18" w:space="0"/>
-            <w:right w:val="single" w:color="999999" w:sz="18" w:space="0"/>
-            <w:insideH w:val="single" w:color="999999" w:sz="18" w:space="0"/>
-            <w:insideV w:val="single" w:color="999999" w:sz="18" w:space="0"/>
-          </w:tblBorders>
-          <w:tblCellMar>
-            <w:top w:w="0" w:type="dxa"/>
-            <w:left w:w="108" w:type="dxa"/>
-            <w:bottom w:w="0" w:type="dxa"/>
-            <w:right w:w="108" w:type="dxa"/>
-          </w:tblCellMar>
-        </w:tblPrEx>
-        <w:trPr>
-          <w:trHeight w:val="1134" w:hRule="atLeast"/>
-          <w:jc w:val="right"/>
-        </w:trPr>
-        <w:tc>
-          <w:tcPr>
-            <w:tcW w:w="816" w:type="dxa"/>
-            <w:noWrap w:val="0"/>
-            <w:vAlign w:val="bottom"/>
-          </w:tcPr>
-          <w:p>
-            <w:pPr>
-              <w:keepNext w:val="0"/>
-              <w:keepLines w:val="0"/>
-              <w:widowControl/>
-              <w:suppressLineNumbers w:val="0"/>
-              <w:bidi w:val="0"/>
-              <w:jc w:val="left"/>
-              <w:textAlignment w:val="bottom"/>
-              <w:rPr>
-                <w:rFonts w:hint="default" w:ascii="Arial" w:hAnsi="Arial" w:eastAsia="SimSun" w:cs="Arial"/>
-                <w:kern w:val="0"/>
-                <w:sz w:val="20"/>
-                <w:szCs w:val="20"/>
-                <w:lang w:val="en-US" w:eastAsia="zh-CN" w:bidi="ar"/>
-              </w:rPr>
-            </w:pPr>
-            <w:r>
-              <w:rPr>
-                <w:rFonts w:hint="default" w:ascii="Arial" w:hAnsi="Arial" w:eastAsia="SimSun" w:cs="Arial"/>
-                <w:kern w:val="0"/>
-                <w:sz w:val="20"/>
-                <w:szCs w:val="20"/>
-                <w:lang w:val="en-US" w:eastAsia="zh-CN" w:bidi="ar"/>
-              </w:rPr>
-              <w:t>TC-06</w:t>
-            </w:r>
-          </w:p>
-        </w:tc>
-        <w:tc>
-          <w:tcPr>
-            <w:tcW w:w="4150" w:type="dxa"/>
-            <w:noWrap w:val="0"/>
-            <w:vAlign w:val="bottom"/>
-          </w:tcPr>
-          <w:p>
-            <w:pPr>
-              <w:keepNext w:val="0"/>
-              <w:keepLines w:val="0"/>
-              <w:widowControl/>
-              <w:suppressLineNumbers w:val="0"/>
-              <w:bidi w:val="0"/>
-              <w:jc w:val="left"/>
-              <w:textAlignment w:val="bottom"/>
-              <w:rPr>
-                <w:rFonts w:hint="default" w:ascii="Arial" w:hAnsi="Arial" w:eastAsia="SimSun" w:cs="Arial"/>
-                <w:kern w:val="0"/>
-                <w:sz w:val="20"/>
-                <w:szCs w:val="20"/>
-                <w:lang w:val="en-US" w:eastAsia="zh-CN" w:bidi="ar"/>
-              </w:rPr>
-            </w:pPr>
-            <w:r>
-              <w:rPr>
-                <w:rFonts w:hint="default" w:ascii="Arial" w:hAnsi="Arial" w:eastAsia="SimSun" w:cs="Arial"/>
-                <w:kern w:val="0"/>
-                <w:sz w:val="20"/>
-                <w:szCs w:val="20"/>
-                <w:lang w:val="en-US" w:eastAsia="zh-CN" w:bidi="ar"/>
-              </w:rPr>
-              <w:t>Зміна висоти на коректне значення: obj.setHeight(6.0);</w:t>
-            </w:r>
-          </w:p>
-        </w:tc>
-        <w:tc>
-          <w:tcPr>
-            <w:tcW w:w="3963" w:type="dxa"/>
-            <w:noWrap w:val="0"/>
-            <w:vAlign w:val="bottom"/>
-          </w:tcPr>
-          <w:p>
-            <w:pPr>
-              <w:keepNext w:val="0"/>
-              <w:keepLines w:val="0"/>
-              <w:widowControl/>
-              <w:suppressLineNumbers w:val="0"/>
-              <w:bidi w:val="0"/>
-              <w:jc w:val="left"/>
-              <w:textAlignment w:val="bottom"/>
-              <w:rPr>
-                <w:rFonts w:hint="default" w:ascii="Arial" w:hAnsi="Arial" w:eastAsia="SimSun" w:cs="Arial"/>
-                <w:kern w:val="0"/>
-                <w:sz w:val="20"/>
-                <w:szCs w:val="20"/>
-                <w:lang w:val="en-US" w:eastAsia="zh-CN" w:bidi="ar"/>
-              </w:rPr>
-            </w:pPr>
-            <w:r>
-              <w:rPr>
-                <w:rFonts w:hint="default" w:ascii="Arial" w:hAnsi="Arial" w:eastAsia="SimSun" w:cs="Arial"/>
-                <w:kern w:val="0"/>
-                <w:sz w:val="20"/>
-                <w:szCs w:val="20"/>
-                <w:lang w:val="en-US" w:eastAsia="zh-CN" w:bidi="ar"/>
-              </w:rPr>
-              <w:t>Поточна висота змінюється на 6.0, радіус залишається незмінною.</w:t>
-            </w:r>
-          </w:p>
-        </w:tc>
-        <w:tc>
-          <w:tcPr>
-            <w:tcW w:w="1457" w:type="dxa"/>
-            <w:noWrap w:val="0"/>
-            <w:vAlign w:val="center"/>
-          </w:tcPr>
-          <w:p>
-            <w:pPr>
-              <w:rPr>
-                <w:rFonts w:hint="default" w:ascii="Times New Roman" w:hAnsi="Times New Roman" w:cs="Times New Roman"/>
-                <w:sz w:val="24"/>
-                <w:szCs w:val="24"/>
-                <w:lang w:val="en-US"/>
-              </w:rPr>
-            </w:pPr>
-          </w:p>
-        </w:tc>
-      </w:tr>
-      <w:tr>
-        <w:tblPrEx>
-          <w:tblBorders>
-            <w:top w:val="single" w:color="999999" w:sz="18" w:space="0"/>
-            <w:left w:val="single" w:color="999999" w:sz="18" w:space="0"/>
-            <w:bottom w:val="single" w:color="999999" w:sz="18" w:space="0"/>
-            <w:right w:val="single" w:color="999999" w:sz="18" w:space="0"/>
-            <w:insideH w:val="single" w:color="999999" w:sz="18" w:space="0"/>
-            <w:insideV w:val="single" w:color="999999" w:sz="18" w:space="0"/>
-          </w:tblBorders>
-          <w:tblCellMar>
-            <w:top w:w="0" w:type="dxa"/>
-            <w:left w:w="108" w:type="dxa"/>
-            <w:bottom w:w="0" w:type="dxa"/>
-            <w:right w:w="108" w:type="dxa"/>
-          </w:tblCellMar>
-        </w:tblPrEx>
-        <w:trPr>
-          <w:trHeight w:val="1134" w:hRule="atLeast"/>
-          <w:jc w:val="right"/>
-        </w:trPr>
-        <w:tc>
-          <w:tcPr>
-            <w:tcW w:w="816" w:type="dxa"/>
-            <w:noWrap w:val="0"/>
-            <w:vAlign w:val="bottom"/>
-          </w:tcPr>
-          <w:p>
-            <w:pPr>
-              <w:keepNext w:val="0"/>
-              <w:keepLines w:val="0"/>
-              <w:widowControl/>
-              <w:suppressLineNumbers w:val="0"/>
-              <w:bidi w:val="0"/>
-              <w:jc w:val="left"/>
-              <w:textAlignment w:val="bottom"/>
-              <w:rPr>
-                <w:rFonts w:hint="default" w:ascii="Arial" w:hAnsi="Arial" w:eastAsia="SimSun" w:cs="Arial"/>
-                <w:kern w:val="0"/>
-                <w:sz w:val="20"/>
-                <w:szCs w:val="20"/>
-                <w:lang w:val="en-US" w:eastAsia="zh-CN" w:bidi="ar"/>
-              </w:rPr>
-            </w:pPr>
-            <w:r>
-              <w:rPr>
-                <w:rFonts w:hint="default" w:ascii="Arial" w:hAnsi="Arial" w:eastAsia="SimSun" w:cs="Arial"/>
-                <w:kern w:val="0"/>
-                <w:sz w:val="20"/>
-                <w:szCs w:val="20"/>
-                <w:lang w:val="en-US" w:eastAsia="zh-CN" w:bidi="ar"/>
-              </w:rPr>
-              <w:t>TC-07</w:t>
-            </w:r>
-          </w:p>
-        </w:tc>
-        <w:tc>
-          <w:tcPr>
-            <w:tcW w:w="4150" w:type="dxa"/>
-            <w:noWrap w:val="0"/>
-            <w:vAlign w:val="bottom"/>
-          </w:tcPr>
-          <w:p>
-            <w:pPr>
-              <w:keepNext w:val="0"/>
-              <w:keepLines w:val="0"/>
-              <w:widowControl/>
-              <w:suppressLineNumbers w:val="0"/>
-              <w:bidi w:val="0"/>
-              <w:jc w:val="left"/>
-              <w:textAlignment w:val="bottom"/>
-              <w:rPr>
-                <w:rFonts w:hint="default" w:ascii="Arial" w:hAnsi="Arial" w:eastAsia="SimSun" w:cs="Arial"/>
-                <w:kern w:val="0"/>
-                <w:sz w:val="20"/>
-                <w:szCs w:val="20"/>
-                <w:lang w:val="en-US" w:eastAsia="zh-CN" w:bidi="ar"/>
-              </w:rPr>
-            </w:pPr>
-            <w:r>
-              <w:rPr>
-                <w:rFonts w:hint="default" w:ascii="Arial" w:hAnsi="Arial" w:eastAsia="SimSun" w:cs="Arial"/>
-                <w:kern w:val="0"/>
-                <w:sz w:val="20"/>
-                <w:szCs w:val="20"/>
-                <w:lang w:val="en-US" w:eastAsia="zh-CN" w:bidi="ar"/>
-              </w:rPr>
-              <w:t>Зміна висоти на некоректне значення: obj.setHeight(0.0);</w:t>
-            </w:r>
-          </w:p>
-        </w:tc>
-        <w:tc>
-          <w:tcPr>
-            <w:tcW w:w="3963" w:type="dxa"/>
-            <w:noWrap w:val="0"/>
-            <w:vAlign w:val="bottom"/>
-          </w:tcPr>
-          <w:p>
-            <w:pPr>
-              <w:keepNext w:val="0"/>
-              <w:keepLines w:val="0"/>
-              <w:widowControl/>
-              <w:suppressLineNumbers w:val="0"/>
-              <w:bidi w:val="0"/>
-              <w:jc w:val="left"/>
-              <w:textAlignment w:val="bottom"/>
-              <w:rPr>
-                <w:rFonts w:hint="default" w:ascii="Arial" w:hAnsi="Arial" w:eastAsia="SimSun" w:cs="Arial"/>
-                <w:kern w:val="0"/>
-                <w:sz w:val="20"/>
-                <w:szCs w:val="20"/>
-                <w:lang w:val="en-US" w:eastAsia="zh-CN" w:bidi="ar"/>
-              </w:rPr>
-            </w:pPr>
-            <w:r>
-              <w:rPr>
-                <w:rFonts w:hint="default" w:ascii="Arial" w:hAnsi="Arial" w:eastAsia="SimSun" w:cs="Arial"/>
-                <w:kern w:val="0"/>
-                <w:sz w:val="20"/>
-                <w:szCs w:val="20"/>
-                <w:lang w:val="en-US" w:eastAsia="zh-CN" w:bidi="ar"/>
-              </w:rPr>
-              <w:t>Спрацьовує захист: висота автоматично скидається до безпечного 1.0.</w:t>
-            </w:r>
-          </w:p>
-        </w:tc>
-        <w:tc>
-          <w:tcPr>
-            <w:tcW w:w="1457" w:type="dxa"/>
-            <w:noWrap w:val="0"/>
-            <w:vAlign w:val="center"/>
-          </w:tcPr>
-          <w:p>
-            <w:pPr>
-              <w:rPr>
-                <w:rFonts w:hint="default" w:ascii="Times New Roman" w:hAnsi="Times New Roman" w:cs="Times New Roman"/>
-                <w:sz w:val="24"/>
-                <w:szCs w:val="24"/>
-                <w:lang w:val="en-US"/>
-              </w:rPr>
-            </w:pPr>
-          </w:p>
-        </w:tc>
-      </w:tr>
-      <w:tr>
-        <w:tblPrEx>
-          <w:tblBorders>
-            <w:top w:val="single" w:color="999999" w:sz="18" w:space="0"/>
-            <w:left w:val="single" w:color="999999" w:sz="18" w:space="0"/>
-            <w:bottom w:val="single" w:color="999999" w:sz="18" w:space="0"/>
-            <w:right w:val="single" w:color="999999" w:sz="18" w:space="0"/>
-            <w:insideH w:val="single" w:color="999999" w:sz="18" w:space="0"/>
-            <w:insideV w:val="single" w:color="999999" w:sz="18" w:space="0"/>
-          </w:tblBorders>
-          <w:tblCellMar>
-            <w:top w:w="0" w:type="dxa"/>
-            <w:left w:w="108" w:type="dxa"/>
-            <w:bottom w:w="0" w:type="dxa"/>
-            <w:right w:w="108" w:type="dxa"/>
-          </w:tblCellMar>
-        </w:tblPrEx>
-        <w:trPr>
-          <w:trHeight w:val="1134" w:hRule="atLeast"/>
-          <w:jc w:val="right"/>
-        </w:trPr>
-        <w:tc>
-          <w:tcPr>
-            <w:tcW w:w="816" w:type="dxa"/>
-            <w:noWrap w:val="0"/>
-            <w:vAlign w:val="bottom"/>
-          </w:tcPr>
-          <w:p>
-            <w:pPr>
-              <w:keepNext w:val="0"/>
-              <w:keepLines w:val="0"/>
-              <w:widowControl/>
-              <w:suppressLineNumbers w:val="0"/>
-              <w:bidi w:val="0"/>
-              <w:jc w:val="left"/>
-              <w:textAlignment w:val="bottom"/>
-              <w:rPr>
-                <w:rFonts w:hint="default" w:ascii="Arial" w:hAnsi="Arial" w:eastAsia="SimSun" w:cs="Arial"/>
-                <w:kern w:val="0"/>
-                <w:sz w:val="20"/>
-                <w:szCs w:val="20"/>
-                <w:lang w:val="en-US" w:eastAsia="zh-CN" w:bidi="ar"/>
-              </w:rPr>
-            </w:pPr>
-            <w:r>
-              <w:rPr>
-                <w:rFonts w:hint="default" w:ascii="Arial" w:hAnsi="Arial" w:eastAsia="SimSun" w:cs="Arial"/>
-                <w:kern w:val="0"/>
-                <w:sz w:val="20"/>
-                <w:szCs w:val="20"/>
-                <w:lang w:val="en-US" w:eastAsia="zh-CN" w:bidi="ar"/>
-              </w:rPr>
-              <w:t>TC-08</w:t>
-            </w:r>
-          </w:p>
-        </w:tc>
-        <w:tc>
-          <w:tcPr>
-            <w:tcW w:w="4150" w:type="dxa"/>
-            <w:noWrap w:val="0"/>
-            <w:vAlign w:val="bottom"/>
-          </w:tcPr>
-          <w:p>
-            <w:pPr>
-              <w:keepNext w:val="0"/>
-              <w:keepLines w:val="0"/>
-              <w:widowControl/>
-              <w:suppressLineNumbers w:val="0"/>
-              <w:bidi w:val="0"/>
-              <w:jc w:val="left"/>
-              <w:textAlignment w:val="bottom"/>
-              <w:rPr>
-                <w:rFonts w:hint="default" w:ascii="Arial" w:hAnsi="Arial" w:eastAsia="SimSun" w:cs="Arial"/>
-                <w:kern w:val="0"/>
-                <w:sz w:val="20"/>
-                <w:szCs w:val="20"/>
-                <w:lang w:val="en-US" w:eastAsia="zh-CN" w:bidi="ar"/>
-              </w:rPr>
-            </w:pPr>
-            <w:r>
-              <w:rPr>
-                <w:rFonts w:hint="default" w:ascii="Arial" w:hAnsi="Arial" w:eastAsia="SimSun" w:cs="Arial"/>
-                <w:kern w:val="0"/>
-                <w:sz w:val="20"/>
-                <w:szCs w:val="20"/>
-                <w:lang w:val="en-US" w:eastAsia="zh-CN" w:bidi="ar"/>
-              </w:rPr>
-              <w:t>Одночасна комплексна зміна атрибутів: obj.setAttributes(2.0, 5.0);</w:t>
-            </w:r>
-          </w:p>
-        </w:tc>
-        <w:tc>
-          <w:tcPr>
-            <w:tcW w:w="3963" w:type="dxa"/>
-            <w:noWrap w:val="0"/>
-            <w:vAlign w:val="bottom"/>
-          </w:tcPr>
-          <w:p>
-            <w:pPr>
-              <w:keepNext w:val="0"/>
-              <w:keepLines w:val="0"/>
-              <w:widowControl/>
-              <w:suppressLineNumbers w:val="0"/>
-              <w:bidi w:val="0"/>
-              <w:jc w:val="left"/>
-              <w:textAlignment w:val="bottom"/>
-              <w:rPr>
-                <w:rFonts w:hint="default" w:ascii="Arial" w:hAnsi="Arial" w:eastAsia="SimSun" w:cs="Arial"/>
-                <w:kern w:val="0"/>
-                <w:sz w:val="20"/>
-                <w:szCs w:val="20"/>
-                <w:lang w:val="en-US" w:eastAsia="zh-CN" w:bidi="ar"/>
-              </w:rPr>
-            </w:pPr>
-            <w:r>
-              <w:rPr>
-                <w:rFonts w:hint="default" w:ascii="Arial" w:hAnsi="Arial" w:eastAsia="SimSun" w:cs="Arial"/>
-                <w:kern w:val="0"/>
-                <w:sz w:val="20"/>
-                <w:szCs w:val="20"/>
-                <w:lang w:val="en-US" w:eastAsia="zh-CN" w:bidi="ar"/>
-              </w:rPr>
-              <w:t>Одночасне оновлення полів стану: radius = 2.0, height = 5.0.</w:t>
-            </w:r>
-          </w:p>
-        </w:tc>
-        <w:tc>
-          <w:tcPr>
-            <w:tcW w:w="1457" w:type="dxa"/>
-            <w:noWrap w:val="0"/>
-            <w:vAlign w:val="center"/>
-          </w:tcPr>
-          <w:p>
-            <w:pPr>
-              <w:rPr>
-                <w:rFonts w:hint="default" w:ascii="Times New Roman" w:hAnsi="Times New Roman" w:cs="Times New Roman"/>
-                <w:sz w:val="24"/>
-                <w:szCs w:val="24"/>
-                <w:lang w:val="en-US"/>
-              </w:rPr>
-            </w:pPr>
-          </w:p>
-        </w:tc>
-      </w:tr>
-      <w:tr>
-        <w:tblPrEx>
-          <w:tblBorders>
-            <w:top w:val="single" w:color="999999" w:sz="18" w:space="0"/>
-            <w:left w:val="single" w:color="999999" w:sz="18" w:space="0"/>
-            <w:bottom w:val="single" w:color="999999" w:sz="18" w:space="0"/>
-            <w:right w:val="single" w:color="999999" w:sz="18" w:space="0"/>
-            <w:insideH w:val="single" w:color="999999" w:sz="18" w:space="0"/>
-            <w:insideV w:val="single" w:color="999999" w:sz="18" w:space="0"/>
-          </w:tblBorders>
-          <w:tblCellMar>
-            <w:top w:w="0" w:type="dxa"/>
-            <w:left w:w="108" w:type="dxa"/>
-            <w:bottom w:w="0" w:type="dxa"/>
-            <w:right w:w="108" w:type="dxa"/>
-          </w:tblCellMar>
-        </w:tblPrEx>
-        <w:trPr>
-          <w:trHeight w:val="1134" w:hRule="atLeast"/>
-          <w:jc w:val="right"/>
-        </w:trPr>
-        <w:tc>
-          <w:tcPr>
-            <w:tcW w:w="816" w:type="dxa"/>
-            <w:noWrap w:val="0"/>
-            <w:vAlign w:val="bottom"/>
-          </w:tcPr>
-          <w:p>
-            <w:pPr>
-              <w:keepNext w:val="0"/>
-              <w:keepLines w:val="0"/>
-              <w:widowControl/>
-              <w:suppressLineNumbers w:val="0"/>
-              <w:bidi w:val="0"/>
-              <w:jc w:val="left"/>
-              <w:textAlignment w:val="bottom"/>
-              <w:rPr>
-                <w:rFonts w:hint="default" w:ascii="Arial" w:hAnsi="Arial" w:eastAsia="SimSun" w:cs="Arial"/>
-                <w:kern w:val="0"/>
-                <w:sz w:val="20"/>
-                <w:szCs w:val="20"/>
-                <w:lang w:val="en-US" w:eastAsia="zh-CN" w:bidi="ar"/>
-              </w:rPr>
-            </w:pPr>
-            <w:r>
-              <w:rPr>
-                <w:rFonts w:hint="default" w:ascii="Arial" w:hAnsi="Arial" w:eastAsia="SimSun" w:cs="Arial"/>
-                <w:kern w:val="0"/>
-                <w:sz w:val="20"/>
-                <w:szCs w:val="20"/>
-                <w:lang w:val="en-US" w:eastAsia="zh-CN" w:bidi="ar"/>
-              </w:rPr>
-              <w:t>TC-09</w:t>
-            </w:r>
-          </w:p>
-        </w:tc>
-        <w:tc>
-          <w:tcPr>
-            <w:tcW w:w="4150" w:type="dxa"/>
-            <w:noWrap w:val="0"/>
-            <w:vAlign w:val="bottom"/>
-          </w:tcPr>
-          <w:p>
-            <w:pPr>
-              <w:keepNext w:val="0"/>
-              <w:keepLines w:val="0"/>
-              <w:widowControl/>
-              <w:suppressLineNumbers w:val="0"/>
-              <w:bidi w:val="0"/>
-              <w:jc w:val="left"/>
-              <w:textAlignment w:val="bottom"/>
-              <w:rPr>
-                <w:rFonts w:hint="default" w:ascii="Arial" w:hAnsi="Arial" w:eastAsia="SimSun" w:cs="Arial"/>
-                <w:kern w:val="0"/>
-                <w:sz w:val="20"/>
-                <w:szCs w:val="20"/>
-                <w:lang w:val="en-US" w:eastAsia="zh-CN" w:bidi="ar"/>
-              </w:rPr>
-            </w:pPr>
-            <w:r>
-              <w:rPr>
-                <w:rFonts w:hint="default" w:ascii="Arial" w:hAnsi="Arial" w:eastAsia="SimSun" w:cs="Arial"/>
-                <w:kern w:val="0"/>
-                <w:sz w:val="20"/>
-                <w:szCs w:val="20"/>
-                <w:lang w:val="en-US" w:eastAsia="zh-CN" w:bidi="ar"/>
-              </w:rPr>
-              <w:t>Обчислення площі для одиничного циліндра (r=1.0,h=1.0): obj.getLateralArea();</w:t>
-            </w:r>
-          </w:p>
-        </w:tc>
-        <w:tc>
-          <w:tcPr>
-            <w:tcW w:w="3963" w:type="dxa"/>
-            <w:noWrap w:val="0"/>
-            <w:vAlign w:val="bottom"/>
-          </w:tcPr>
-          <w:p>
-            <w:pPr>
-              <w:keepNext w:val="0"/>
-              <w:keepLines w:val="0"/>
-              <w:widowControl/>
-              <w:suppressLineNumbers w:val="0"/>
-              <w:bidi w:val="0"/>
-              <w:jc w:val="left"/>
-              <w:textAlignment w:val="bottom"/>
-              <w:rPr>
-                <w:rFonts w:hint="default" w:ascii="Arial" w:hAnsi="Arial" w:eastAsia="SimSun" w:cs="Arial"/>
-                <w:kern w:val="0"/>
-                <w:sz w:val="20"/>
-                <w:szCs w:val="20"/>
-                <w:lang w:val="en-US" w:eastAsia="zh-CN" w:bidi="ar"/>
-              </w:rPr>
-            </w:pPr>
-            <w:r>
-              <w:rPr>
-                <w:rFonts w:hint="default" w:ascii="Arial" w:hAnsi="Arial" w:eastAsia="SimSun" w:cs="Arial"/>
-                <w:kern w:val="0"/>
-                <w:sz w:val="20"/>
-                <w:szCs w:val="20"/>
-                <w:lang w:val="en-US" w:eastAsia="zh-CN" w:bidi="ar"/>
-              </w:rPr>
-              <w:t>Значення площі: 2⋅π⋅1⋅1≈6.283185</w:t>
-            </w:r>
-          </w:p>
-        </w:tc>
-        <w:tc>
-          <w:tcPr>
-            <w:tcW w:w="1457" w:type="dxa"/>
-            <w:noWrap w:val="0"/>
-            <w:vAlign w:val="center"/>
-          </w:tcPr>
-          <w:p>
-            <w:pPr>
-              <w:rPr>
-                <w:rFonts w:hint="default" w:ascii="Times New Roman" w:hAnsi="Times New Roman" w:cs="Times New Roman"/>
-                <w:sz w:val="24"/>
-                <w:szCs w:val="24"/>
-                <w:lang w:val="en-US"/>
-              </w:rPr>
-            </w:pPr>
-          </w:p>
-        </w:tc>
-      </w:tr>
-      <w:tr>
-        <w:tblPrEx>
-          <w:tblBorders>
-            <w:top w:val="single" w:color="999999" w:sz="18" w:space="0"/>
-            <w:left w:val="single" w:color="999999" w:sz="18" w:space="0"/>
-            <w:bottom w:val="single" w:color="999999" w:sz="18" w:space="0"/>
-            <w:right w:val="single" w:color="999999" w:sz="18" w:space="0"/>
-            <w:insideH w:val="single" w:color="999999" w:sz="18" w:space="0"/>
-            <w:insideV w:val="single" w:color="999999" w:sz="18" w:space="0"/>
-          </w:tblBorders>
-          <w:tblCellMar>
-            <w:top w:w="0" w:type="dxa"/>
-            <w:left w:w="108" w:type="dxa"/>
-            <w:bottom w:w="0" w:type="dxa"/>
-            <w:right w:w="108" w:type="dxa"/>
-          </w:tblCellMar>
-        </w:tblPrEx>
-        <w:trPr>
-          <w:trHeight w:val="1134" w:hRule="atLeast"/>
-          <w:jc w:val="right"/>
-        </w:trPr>
-        <w:tc>
-          <w:tcPr>
-            <w:tcW w:w="816" w:type="dxa"/>
-            <w:noWrap w:val="0"/>
-            <w:vAlign w:val="bottom"/>
-          </w:tcPr>
-          <w:p>
-            <w:pPr>
-              <w:keepNext w:val="0"/>
-              <w:keepLines w:val="0"/>
-              <w:widowControl/>
-              <w:suppressLineNumbers w:val="0"/>
-              <w:bidi w:val="0"/>
-              <w:jc w:val="left"/>
-              <w:textAlignment w:val="bottom"/>
-              <w:rPr>
-                <w:rFonts w:hint="default" w:ascii="Arial" w:hAnsi="Arial" w:eastAsia="SimSun" w:cs="Arial"/>
-                <w:kern w:val="0"/>
-                <w:sz w:val="20"/>
-                <w:szCs w:val="20"/>
-                <w:lang w:val="en-US" w:eastAsia="zh-CN" w:bidi="ar"/>
-              </w:rPr>
-            </w:pPr>
-            <w:r>
-              <w:rPr>
-                <w:rFonts w:hint="default" w:ascii="Arial" w:hAnsi="Arial" w:eastAsia="SimSun" w:cs="Arial"/>
-                <w:kern w:val="0"/>
-                <w:sz w:val="20"/>
-                <w:szCs w:val="20"/>
-                <w:lang w:val="en-US" w:eastAsia="zh-CN" w:bidi="ar"/>
-              </w:rPr>
-              <w:t>TC-10</w:t>
-            </w:r>
-          </w:p>
-        </w:tc>
-        <w:tc>
-          <w:tcPr>
-            <w:tcW w:w="4150" w:type="dxa"/>
-            <w:noWrap w:val="0"/>
-            <w:vAlign w:val="bottom"/>
-          </w:tcPr>
-          <w:p>
-            <w:pPr>
-              <w:keepNext w:val="0"/>
-              <w:keepLines w:val="0"/>
-              <w:widowControl/>
-              <w:suppressLineNumbers w:val="0"/>
-              <w:bidi w:val="0"/>
-              <w:jc w:val="left"/>
-              <w:textAlignment w:val="bottom"/>
-              <w:rPr>
-                <w:rFonts w:hint="default" w:ascii="Arial" w:hAnsi="Arial" w:eastAsia="SimSun" w:cs="Arial"/>
-                <w:kern w:val="0"/>
-                <w:sz w:val="20"/>
-                <w:szCs w:val="20"/>
-                <w:lang w:val="en-US" w:eastAsia="zh-CN" w:bidi="ar"/>
-              </w:rPr>
-            </w:pPr>
-            <w:r>
-              <w:rPr>
-                <w:rFonts w:hint="default" w:ascii="Arial" w:hAnsi="Arial" w:eastAsia="SimSun" w:cs="Arial"/>
-                <w:kern w:val="0"/>
-                <w:sz w:val="20"/>
-                <w:szCs w:val="20"/>
-                <w:lang w:val="en-US" w:eastAsia="zh-CN" w:bidi="ar"/>
-              </w:rPr>
-              <w:t>Обчислення площі для довільного циліндра (r=2.0,h=3.0): obj.getLateralArea();</w:t>
-            </w:r>
-          </w:p>
-        </w:tc>
-        <w:tc>
-          <w:tcPr>
-            <w:tcW w:w="3963" w:type="dxa"/>
-            <w:noWrap w:val="0"/>
-            <w:vAlign w:val="bottom"/>
-          </w:tcPr>
-          <w:p>
-            <w:pPr>
-              <w:keepNext w:val="0"/>
-              <w:keepLines w:val="0"/>
-              <w:widowControl/>
-              <w:suppressLineNumbers w:val="0"/>
-              <w:bidi w:val="0"/>
-              <w:jc w:val="left"/>
-              <w:textAlignment w:val="bottom"/>
-              <w:rPr>
-                <w:rFonts w:hint="default" w:ascii="Arial" w:hAnsi="Arial" w:eastAsia="SimSun" w:cs="Arial"/>
-                <w:kern w:val="0"/>
-                <w:sz w:val="20"/>
-                <w:szCs w:val="20"/>
-                <w:lang w:val="en-US" w:eastAsia="zh-CN" w:bidi="ar"/>
-              </w:rPr>
-            </w:pPr>
-            <w:r>
-              <w:rPr>
-                <w:rFonts w:hint="default" w:ascii="Arial" w:hAnsi="Arial" w:eastAsia="SimSun" w:cs="Arial"/>
-                <w:kern w:val="0"/>
-                <w:sz w:val="20"/>
-                <w:szCs w:val="20"/>
-                <w:lang w:val="en-US" w:eastAsia="zh-CN" w:bidi="ar"/>
-              </w:rPr>
-              <w:t>Значення площі: 2⋅π⋅2⋅3≈37.699112</w:t>
+              <w:t>18.849556</w:t>
             </w:r>
           </w:p>
         </w:tc>
@@ -2397,7 +1552,7 @@
               <w:sz w:val="16"/>
               <w:szCs w:val="16"/>
             </w:rPr>
-            <w:t>22.05.2026</w:t>
+            <w:t>23.05.2026</w:t>
           </w:r>
           <w:r>
             <w:rPr>
@@ -2451,7 +1606,7 @@
               <w:sz w:val="16"/>
               <w:szCs w:val="16"/>
             </w:rPr>
-            <w:t>21:22:56</w:t>
+            <w:t>10:06:29</w:t>
           </w:r>
           <w:r>
             <w:rPr>
@@ -2681,7 +1836,7 @@
               <w:sz w:val="16"/>
               <w:szCs w:val="16"/>
             </w:rPr>
-            <w:t>22.05.2026</w:t>
+            <w:t>23.05.2026</w:t>
           </w:r>
           <w:r>
             <w:rPr>
@@ -2735,7 +1890,7 @@
               <w:sz w:val="16"/>
               <w:szCs w:val="16"/>
             </w:rPr>
-            <w:t>21:22:56</w:t>
+            <w:t>10:06:29</w:t>
           </w:r>
           <w:r>
             <w:rPr>
@@ -3059,7 +2214,7 @@
                               <w:szCs w:val="20"/>
                               <w:lang w:val="en-US"/>
                             </w:rPr>
-                            <w:t>5/22/2026</w:t>
+                            <w:t>5/23/2026</w:t>
                           </w:r>
                           <w:r>
                             <w:rPr>
@@ -3217,7 +2372,7 @@
                         <w:szCs w:val="20"/>
                         <w:lang w:val="en-US"/>
                       </w:rPr>
-                      <w:t>5/22/2026</w:t>
+                      <w:t>5/23/2026</w:t>
                     </w:r>
                     <w:r>
                       <w:rPr>
